--- a/labAndPptFiles/fourthFifthSem/simulationFrontpage.docx
+++ b/labAndPptFiles/fourthFifthSem/simulationFrontpage.docx
@@ -8,25 +8,20 @@
         <w:bidi w:val="0"/>
         <w:spacing w:before="240" w:after="120"/>
         <w:rPr>
+          <w:rFonts w:ascii="Liberation Sans" w:hAnsi="Liberation Sans"/>
+          <w:b w:val="false"/>
+          <w:bCs w:val="false"/>
+        </w:rPr>
+      </w:pPr>
+      <w:r>
+        <w:rPr>
+          <w:rFonts w:ascii="Liberation Sans" w:hAnsi="Liberation Sans"/>
+          <w:b w:val="false"/>
+          <w:bCs w:val="false"/>
           <w:sz w:val="40"/>
           <w:szCs w:val="56"/>
         </w:rPr>
-      </w:pPr>
-      <w:r>
-        <w:rPr>
-          <w:rFonts w:ascii="Liberation Mono" w:hAnsi="Liberation Mono"/>
-          <w:sz w:val="40"/>
-          <w:szCs w:val="56"/>
-        </w:rPr>
-        <w:t xml:space="preserve">LAB REPORT OF </w:t>
-      </w:r>
-      <w:r>
-        <w:rPr>
-          <w:rFonts w:ascii="Liberation Mono" w:hAnsi="Liberation Mono"/>
-          <w:sz w:val="40"/>
-          <w:szCs w:val="56"/>
-        </w:rPr>
-        <w:t>SIMULATION AND MODELING</w:t>
+        <w:t>LAB REPORT OF SIMULATION AND MODELING</w:t>
       </w:r>
     </w:p>
     <w:p>
@@ -36,18 +31,18 @@
         <w:spacing w:before="240" w:after="120"/>
         <w:jc w:val="center"/>
         <w:rPr>
-          <w:rFonts w:ascii="Liberation Mono" w:hAnsi="Liberation Mono"/>
-          <w:b/>
-          <w:bCs/>
+          <w:rFonts w:ascii="Liberation Sans" w:hAnsi="Liberation Sans"/>
+          <w:b w:val="false"/>
+          <w:bCs w:val="false"/>
           <w:sz w:val="44"/>
           <w:szCs w:val="56"/>
         </w:rPr>
       </w:pPr>
       <w:r>
         <w:rPr>
-          <w:rFonts w:ascii="Liberation Mono" w:hAnsi="Liberation Mono"/>
-          <w:b/>
-          <w:bCs/>
+          <w:rFonts w:ascii="Liberation Sans" w:hAnsi="Liberation Sans"/>
+          <w:b w:val="false"/>
+          <w:bCs w:val="false"/>
           <w:sz w:val="44"/>
           <w:szCs w:val="56"/>
         </w:rPr>
@@ -59,12 +54,18 @@
         <w:bidi w:val="0"/>
         <w:spacing w:before="240" w:after="120"/>
         <w:rPr>
+          <w:rFonts w:ascii="Liberation Sans" w:hAnsi="Liberation Sans"/>
+          <w:b w:val="false"/>
+          <w:bCs w:val="false"/>
           <w:sz w:val="44"/>
           <w:szCs w:val="56"/>
         </w:rPr>
       </w:pPr>
       <w:r>
         <w:rPr>
+          <w:rFonts w:ascii="Liberation Sans" w:hAnsi="Liberation Sans"/>
+          <w:b w:val="false"/>
+          <w:bCs w:val="false"/>
           <w:sz w:val="44"/>
           <w:szCs w:val="56"/>
         </w:rPr>
@@ -121,12 +122,18 @@
         <w:bidi w:val="0"/>
         <w:spacing w:before="240" w:after="120"/>
         <w:rPr>
+          <w:rFonts w:ascii="Liberation Sans" w:hAnsi="Liberation Sans"/>
+          <w:b w:val="false"/>
+          <w:bCs w:val="false"/>
           <w:sz w:val="44"/>
           <w:szCs w:val="56"/>
         </w:rPr>
       </w:pPr>
       <w:r>
         <w:rPr>
+          <w:rFonts w:ascii="Liberation Sans" w:hAnsi="Liberation Sans"/>
+          <w:b w:val="false"/>
+          <w:bCs w:val="false"/>
           <w:sz w:val="44"/>
           <w:szCs w:val="56"/>
         </w:rPr>
@@ -138,12 +145,18 @@
         <w:bidi w:val="0"/>
         <w:spacing w:before="240" w:after="120"/>
         <w:rPr>
+          <w:rFonts w:ascii="Liberation Sans" w:hAnsi="Liberation Sans"/>
+          <w:b w:val="false"/>
+          <w:bCs w:val="false"/>
           <w:sz w:val="44"/>
           <w:szCs w:val="56"/>
         </w:rPr>
       </w:pPr>
       <w:r>
         <w:rPr>
+          <w:rFonts w:ascii="Liberation Sans" w:hAnsi="Liberation Sans"/>
+          <w:b w:val="false"/>
+          <w:bCs w:val="false"/>
           <w:sz w:val="44"/>
           <w:szCs w:val="56"/>
         </w:rPr>
@@ -155,12 +168,18 @@
         <w:bidi w:val="0"/>
         <w:jc w:val="start"/>
         <w:rPr>
+          <w:rFonts w:ascii="Liberation Sans" w:hAnsi="Liberation Sans"/>
+          <w:b w:val="false"/>
+          <w:bCs w:val="false"/>
           <w:sz w:val="44"/>
           <w:szCs w:val="56"/>
         </w:rPr>
       </w:pPr>
       <w:r>
         <w:rPr>
+          <w:rFonts w:ascii="Liberation Sans" w:hAnsi="Liberation Sans"/>
+          <w:b w:val="false"/>
+          <w:bCs w:val="false"/>
           <w:sz w:val="44"/>
           <w:szCs w:val="56"/>
         </w:rPr>
@@ -172,8 +191,9 @@
         <w:bidi w:val="0"/>
         <w:jc w:val="start"/>
         <w:rPr>
-          <w:sz w:val="44"/>
-          <w:szCs w:val="56"/>
+          <w:rFonts w:ascii="Liberation Sans" w:hAnsi="Liberation Sans"/>
+          <w:b w:val="false"/>
+          <w:bCs w:val="false"/>
         </w:rPr>
       </w:pPr>
       <w:r>
@@ -351,6 +371,9 @@
       </w:r>
       <w:r>
         <w:rPr>
+          <w:rFonts w:ascii="Liberation Sans" w:hAnsi="Liberation Sans"/>
+          <w:b w:val="false"/>
+          <w:bCs w:val="false"/>
           <w:sz w:val="44"/>
           <w:szCs w:val="56"/>
         </w:rPr>
@@ -423,12 +446,18 @@
         <w:bidi w:val="0"/>
         <w:jc w:val="start"/>
         <w:rPr>
+          <w:rFonts w:ascii="Liberation Sans" w:hAnsi="Liberation Sans"/>
+          <w:b w:val="false"/>
+          <w:bCs w:val="false"/>
           <w:sz w:val="44"/>
           <w:szCs w:val="56"/>
         </w:rPr>
       </w:pPr>
       <w:r>
         <w:rPr>
+          <w:rFonts w:ascii="Liberation Sans" w:hAnsi="Liberation Sans"/>
+          <w:b w:val="false"/>
+          <w:bCs w:val="false"/>
           <w:sz w:val="44"/>
           <w:szCs w:val="56"/>
         </w:rPr>
@@ -440,12 +469,16 @@
         <w:bidi w:val="0"/>
         <w:jc w:val="start"/>
         <w:rPr>
-          <w:sz w:val="44"/>
-          <w:szCs w:val="56"/>
+          <w:rFonts w:ascii="Liberation Sans" w:hAnsi="Liberation Sans"/>
+          <w:b w:val="false"/>
+          <w:bCs w:val="false"/>
         </w:rPr>
       </w:pPr>
       <w:r>
         <w:rPr>
+          <w:rFonts w:ascii="Liberation Sans" w:hAnsi="Liberation Sans"/>
+          <w:b w:val="false"/>
+          <w:bCs w:val="false"/>
           <w:sz w:val="44"/>
           <w:szCs w:val="56"/>
         </w:rPr>
@@ -462,14 +495,16 @@
         <w:bidi w:val="0"/>
         <w:jc w:val="start"/>
         <w:rPr>
-          <w:rFonts w:ascii="GentiumAlt" w:hAnsi="GentiumAlt"/>
+          <w:rFonts w:ascii="Liberation Sans" w:hAnsi="Liberation Sans"/>
+          <w:b w:val="false"/>
+          <w:bCs w:val="false"/>
         </w:rPr>
       </w:pPr>
       <w:r>
         <w:rPr>
-          <w:rFonts w:ascii="GentiumAlt" w:hAnsi="GentiumAlt"/>
-          <w:b/>
-          <w:bCs/>
+          <w:rFonts w:ascii="Liberation Sans" w:hAnsi="Liberation Sans"/>
+          <w:b w:val="false"/>
+          <w:bCs w:val="false"/>
           <w:sz w:val="36"/>
           <w:szCs w:val="56"/>
         </w:rPr>
@@ -477,20 +512,13 @@
       </w:r>
       <w:r>
         <w:rPr>
-          <w:rFonts w:ascii="GentiumAlt" w:hAnsi="GentiumAlt"/>
-          <w:b/>
-          <w:bCs/>
+          <w:rFonts w:ascii="Liberation Sans" w:hAnsi="Liberation Sans"/>
+          <w:b w:val="false"/>
+          <w:bCs w:val="false"/>
           <w:sz w:val="36"/>
           <w:szCs w:val="56"/>
         </w:rPr>
         <w:t xml:space="preserve">Submitted By: </w:t>
-      </w:r>
-      <w:r>
-        <w:rPr>
-          <w:rFonts w:ascii="GentiumAlt" w:hAnsi="GentiumAlt"/>
-          <w:sz w:val="36"/>
-          <w:szCs w:val="56"/>
-        </w:rPr>
         <w:tab/>
         <w:tab/>
         <w:tab/>
@@ -498,15 +526,6 @@
         <w:t xml:space="preserve">  </w:t>
         <w:tab/>
         <w:tab/>
-      </w:r>
-      <w:r>
-        <w:rPr>
-          <w:rFonts w:ascii="GentiumAlt" w:hAnsi="GentiumAlt"/>
-          <w:b/>
-          <w:bCs/>
-          <w:sz w:val="36"/>
-          <w:szCs w:val="56"/>
-        </w:rPr>
         <w:t>Submitted To:</w:t>
       </w:r>
     </w:p>
@@ -516,12 +535,14 @@
         <w:bidi w:val="0"/>
         <w:jc w:val="start"/>
         <w:rPr>
-          <w:rFonts w:ascii="GentiumAlt" w:hAnsi="GentiumAlt"/>
+          <w:rFonts w:ascii="Liberation Sans" w:hAnsi="Liberation Sans"/>
+          <w:b w:val="false"/>
+          <w:bCs w:val="false"/>
         </w:rPr>
       </w:pPr>
       <w:r>
         <w:rPr>
-          <w:rFonts w:ascii="GentiumAlt" w:hAnsi="GentiumAlt"/>
+          <w:rFonts w:ascii="Liberation Sans" w:hAnsi="Liberation Sans"/>
           <w:b w:val="false"/>
           <w:bCs w:val="false"/>
           <w:sz w:val="36"/>
@@ -531,7 +552,7 @@
       </w:r>
       <w:r>
         <w:rPr>
-          <w:rFonts w:ascii="GentiumAlt" w:hAnsi="GentiumAlt"/>
+          <w:rFonts w:ascii="Liberation Sans" w:hAnsi="Liberation Sans"/>
           <w:b w:val="false"/>
           <w:bCs w:val="false"/>
           <w:sz w:val="36"/>
@@ -544,37 +565,7 @@
         <w:t xml:space="preserve"> </w:t>
         <w:tab/>
         <w:tab/>
-        <w:tab/>
-      </w:r>
-      <w:r>
-        <w:rPr>
-          <w:rFonts w:ascii="GentiumAlt" w:hAnsi="GentiumAlt"/>
-          <w:b w:val="false"/>
-          <w:bCs w:val="false"/>
-          <w:sz w:val="36"/>
-          <w:szCs w:val="56"/>
-        </w:rPr>
-        <w:t>Sushant</w:t>
-      </w:r>
-      <w:r>
-        <w:rPr>
-          <w:rFonts w:ascii="GentiumAlt" w:hAnsi="GentiumAlt"/>
-          <w:b w:val="false"/>
-          <w:bCs w:val="false"/>
-          <w:sz w:val="36"/>
-          <w:szCs w:val="56"/>
-        </w:rPr>
-        <w:t xml:space="preserve"> </w:t>
-      </w:r>
-      <w:r>
-        <w:rPr>
-          <w:rFonts w:ascii="GentiumAlt" w:hAnsi="GentiumAlt"/>
-          <w:b w:val="false"/>
-          <w:bCs w:val="false"/>
-          <w:sz w:val="36"/>
-          <w:szCs w:val="56"/>
-        </w:rPr>
-        <w:t>Bhujel</w:t>
+        <w:t>Sushant Bhujel</w:t>
       </w:r>
     </w:p>
     <w:p>
@@ -582,11 +573,15 @@
         <w:pStyle w:val="BodyText"/>
         <w:bidi w:val="0"/>
         <w:jc w:val="start"/>
-        <w:rPr/>
+        <w:rPr>
+          <w:rFonts w:ascii="Liberation Sans" w:hAnsi="Liberation Sans"/>
+          <w:b w:val="false"/>
+          <w:bCs w:val="false"/>
+        </w:rPr>
       </w:pPr>
       <w:r>
         <w:rPr>
-          <w:rFonts w:ascii="GentiumAlt" w:hAnsi="GentiumAlt"/>
+          <w:rFonts w:ascii="Liberation Sans" w:hAnsi="Liberation Sans"/>
           <w:b w:val="false"/>
           <w:bCs w:val="false"/>
           <w:sz w:val="36"/>
@@ -596,7 +591,7 @@
       </w:r>
       <w:r>
         <w:rPr>
-          <w:rFonts w:ascii="GentiumAlt" w:hAnsi="GentiumAlt"/>
+          <w:rFonts w:ascii="Liberation Sans" w:hAnsi="Liberation Sans"/>
           <w:b w:val="false"/>
           <w:bCs w:val="false"/>
           <w:sz w:val="36"/>
@@ -606,7 +601,7 @@
       </w:r>
       <w:r>
         <w:rPr>
-          <w:rFonts w:ascii="GentiumAlt" w:hAnsi="GentiumAlt"/>
+          <w:rFonts w:ascii="Liberation Sans" w:hAnsi="Liberation Sans"/>
           <w:b w:val="false"/>
           <w:bCs w:val="false"/>
           <w:sz w:val="36"/>
@@ -617,7 +612,7 @@
       </w:r>
       <w:r>
         <w:rPr>
-          <w:rFonts w:ascii="GentiumAlt" w:hAnsi="GentiumAlt"/>
+          <w:rFonts w:ascii="Liberation Sans" w:hAnsi="Liberation Sans"/>
           <w:b w:val="false"/>
           <w:bCs w:val="false"/>
           <w:sz w:val="36"/>
@@ -625,111 +620,91 @@
         </w:rPr>
         <w:t xml:space="preserve"> Sem</w:t>
         <w:tab/>
-      </w:r>
-      <w:r>
-        <w:rPr>
-          <w:rFonts w:ascii="GentiumAlt" w:hAnsi="GentiumAlt"/>
-          <w:sz w:val="36"/>
-          <w:szCs w:val="56"/>
-        </w:rPr>
-        <w:tab/>
-        <w:t xml:space="preserve">         Instructor,  </w:t>
-      </w:r>
-      <w:r>
-        <w:rPr>
-          <w:rFonts w:ascii="GentiumAlt" w:hAnsi="GentiumAlt"/>
-          <w:sz w:val="36"/>
-          <w:szCs w:val="56"/>
-        </w:rPr>
-        <w:t>Simulation &amp; Modeling</w:t>
-      </w:r>
-      <w:r>
-        <w:rPr>
-          <w:sz w:val="36"/>
-          <w:szCs w:val="56"/>
-        </w:rPr>
-        <w:tab/>
-        <w:tab/>
-        <w:tab/>
-        <w:tab/>
-        <w:tab/>
-        <w:tab/>
-        <w:tab/>
-        <w:tab/>
-        <w:tab/>
-        <w:tab/>
-        <w:tab/>
-        <w:tab/>
-        <w:tab/>
-        <w:tab/>
-        <w:tab/>
-        <w:tab/>
-        <w:tab/>
-        <w:tab/>
-        <w:tab/>
-        <w:tab/>
-        <w:tab/>
-        <w:tab/>
-        <w:tab/>
-        <w:tab/>
-        <w:tab/>
-        <w:tab/>
-        <w:tab/>
-        <w:tab/>
-        <w:tab/>
-        <w:tab/>
-        <w:tab/>
-        <w:tab/>
-        <w:tab/>
-        <w:tab/>
-        <w:tab/>
-        <w:tab/>
-        <w:tab/>
-        <w:tab/>
-        <w:tab/>
-        <w:tab/>
-        <w:tab/>
-        <w:tab/>
-        <w:tab/>
-        <w:tab/>
-        <w:tab/>
-        <w:tab/>
-        <w:tab/>
-        <w:tab/>
-        <w:tab/>
-        <w:tab/>
-        <w:tab/>
-        <w:tab/>
-        <w:tab/>
-        <w:tab/>
-        <w:tab/>
-        <w:tab/>
-        <w:tab/>
-        <w:tab/>
-        <w:tab/>
-        <w:tab/>
-        <w:tab/>
-        <w:tab/>
-        <w:tab/>
-        <w:tab/>
-        <w:tab/>
-        <w:tab/>
-        <w:tab/>
-        <w:tab/>
-        <w:tab/>
-        <w:tab/>
-        <w:tab/>
-        <w:tab/>
-        <w:tab/>
-        <w:tab/>
-        <w:tab/>
-        <w:tab/>
-        <w:tab/>
-      </w:r>
-      <w:r>
-        <w:rPr>
-          <w:b/>
-          <w:bCs/>
+        <w:tab/>
+        <w:t xml:space="preserve">     Instructor,  Simulation &amp; Modeling</w:t>
+        <w:tab/>
+        <w:tab/>
+        <w:tab/>
+        <w:tab/>
+        <w:tab/>
+        <w:tab/>
+        <w:tab/>
+        <w:tab/>
+        <w:tab/>
+        <w:tab/>
+        <w:tab/>
+        <w:tab/>
+        <w:tab/>
+        <w:tab/>
+        <w:tab/>
+        <w:tab/>
+        <w:tab/>
+        <w:tab/>
+        <w:tab/>
+        <w:tab/>
+        <w:tab/>
+        <w:tab/>
+        <w:tab/>
+        <w:tab/>
+        <w:tab/>
+        <w:tab/>
+        <w:tab/>
+        <w:tab/>
+        <w:tab/>
+        <w:tab/>
+        <w:tab/>
+        <w:tab/>
+        <w:tab/>
+        <w:tab/>
+        <w:tab/>
+        <w:tab/>
+        <w:tab/>
+        <w:tab/>
+        <w:tab/>
+        <w:tab/>
+        <w:tab/>
+        <w:tab/>
+        <w:tab/>
+        <w:tab/>
+        <w:tab/>
+        <w:tab/>
+        <w:tab/>
+        <w:tab/>
+        <w:tab/>
+        <w:tab/>
+        <w:tab/>
+        <w:tab/>
+        <w:tab/>
+        <w:tab/>
+        <w:tab/>
+        <w:tab/>
+        <w:tab/>
+        <w:tab/>
+        <w:tab/>
+        <w:tab/>
+        <w:tab/>
+        <w:tab/>
+        <w:tab/>
+        <w:tab/>
+        <w:tab/>
+        <w:tab/>
+        <w:tab/>
+        <w:tab/>
+        <w:tab/>
+        <w:tab/>
+        <w:tab/>
+        <w:tab/>
+        <w:tab/>
+        <w:tab/>
+        <w:tab/>
+        <w:tab/>
+        <w:tab/>
+      </w:r>
+      <w:r>
+        <w:rPr>
+          <w:rFonts w:ascii="Liberation Sans" w:hAnsi="Liberation Sans"/>
+          <w:b w:val="false"/>
+          <w:bCs w:val="false"/>
           <w:sz w:val="32"/>
         </w:rPr>
         <w:tab/>
@@ -758,13 +733,17 @@
         <w:pStyle w:val="BodyText"/>
         <w:bidi w:val="0"/>
         <w:jc w:val="center"/>
-        <w:rPr/>
+        <w:rPr>
+          <w:rFonts w:ascii="Liberation Sans" w:hAnsi="Liberation Sans"/>
+          <w:b w:val="false"/>
+          <w:bCs w:val="false"/>
+        </w:rPr>
       </w:pPr>
       <w:r>
         <w:rPr>
-          <w:rFonts w:ascii="Liberation Mono" w:hAnsi="Liberation Mono"/>
-          <w:b/>
-          <w:bCs/>
+          <w:rFonts w:ascii="Liberation Sans" w:hAnsi="Liberation Sans"/>
+          <w:b w:val="false"/>
+          <w:bCs w:val="false"/>
           <w:sz w:val="32"/>
         </w:rPr>
         <w:tab/>
@@ -779,26 +758,39 @@
         <w:pStyle w:val="BodyText"/>
         <w:bidi w:val="0"/>
         <w:jc w:val="center"/>
-        <w:rPr/>
+        <w:rPr>
+          <w:rFonts w:ascii="Liberation Sans" w:hAnsi="Liberation Sans"/>
+          <w:b w:val="false"/>
+          <w:bCs w:val="false"/>
+        </w:rPr>
       </w:pPr>
       <w:r>
         <w:rPr>
-          <w:rFonts w:ascii="Liberation Mono" w:hAnsi="Liberation Mono"/>
+          <w:rFonts w:ascii="Liberation Sans" w:hAnsi="Liberation Sans"/>
+          <w:b w:val="false"/>
+          <w:bCs w:val="false"/>
+          <w:sz w:val="32"/>
+        </w:rPr>
+        <w:tab/>
+        <w:tab/>
+        <w:tab/>
+        <w:tab/>
+      </w:r>
+      <w:r>
+        <w:rPr>
+          <w:rFonts w:ascii="Liberation Sans" w:hAnsi="Liberation Sans"/>
           <w:b/>
           <w:bCs/>
           <w:sz w:val="32"/>
         </w:rPr>
-        <w:tab/>
-        <w:tab/>
-        <w:tab/>
-        <w:tab/>
         <w:t xml:space="preserve">  TABLE OF CONTENTS</w:t>
         <w:tab/>
       </w:r>
       <w:r>
         <w:rPr>
-          <w:b/>
-          <w:bCs/>
+          <w:rFonts w:ascii="Liberation Sans" w:hAnsi="Liberation Sans"/>
+          <w:b w:val="false"/>
+          <w:bCs w:val="false"/>
           <w:sz w:val="32"/>
         </w:rPr>
         <w:tab/>
@@ -813,15 +805,17 @@
         <w:bidi w:val="0"/>
         <w:jc w:val="center"/>
         <w:rPr>
-          <w:b/>
-          <w:bCs/>
+          <w:rFonts w:ascii="Liberation Sans" w:hAnsi="Liberation Sans"/>
+          <w:b w:val="false"/>
+          <w:bCs w:val="false"/>
           <w:sz w:val="32"/>
         </w:rPr>
       </w:pPr>
       <w:r>
         <w:rPr>
-          <w:b/>
-          <w:bCs/>
+          <w:rFonts w:ascii="Liberation Sans" w:hAnsi="Liberation Sans"/>
+          <w:b w:val="false"/>
+          <w:bCs w:val="false"/>
           <w:sz w:val="32"/>
         </w:rPr>
       </w:r>
@@ -863,16 +857,16 @@
               <w:spacing w:lineRule="auto" w:line="360"/>
               <w:jc w:val="start"/>
               <w:rPr>
-                <w:rFonts w:ascii="Liberation Mono" w:hAnsi="Liberation Mono"/>
-                <w:sz w:val="24"/>
-                <w:szCs w:val="24"/>
-              </w:rPr>
-            </w:pPr>
-            <w:r>
-              <w:rPr>
-                <w:rFonts w:ascii="Liberation Mono" w:hAnsi="Liberation Mono"/>
-                <w:b/>
-                <w:bCs/>
+                <w:rFonts w:ascii="Liberation Sans" w:hAnsi="Liberation Sans"/>
+                <w:b w:val="false"/>
+                <w:bCs w:val="false"/>
+              </w:rPr>
+            </w:pPr>
+            <w:r>
+              <w:rPr>
+                <w:rFonts w:ascii="Liberation Sans" w:hAnsi="Liberation Sans"/>
+                <w:b w:val="false"/>
+                <w:bCs w:val="false"/>
                 <w:i w:val="false"/>
                 <w:iCs w:val="false"/>
                 <w:strike w:val="false"/>
@@ -904,16 +898,16 @@
               <w:spacing w:lineRule="auto" w:line="360"/>
               <w:jc w:val="start"/>
               <w:rPr>
-                <w:rFonts w:ascii="Liberation Mono" w:hAnsi="Liberation Mono"/>
-                <w:sz w:val="24"/>
-                <w:szCs w:val="24"/>
-              </w:rPr>
-            </w:pPr>
-            <w:r>
-              <w:rPr>
-                <w:rFonts w:ascii="Liberation Mono" w:hAnsi="Liberation Mono"/>
-                <w:b/>
-                <w:bCs/>
+                <w:rFonts w:ascii="Liberation Sans" w:hAnsi="Liberation Sans"/>
+                <w:b w:val="false"/>
+                <w:bCs w:val="false"/>
+              </w:rPr>
+            </w:pPr>
+            <w:r>
+              <w:rPr>
+                <w:rFonts w:ascii="Liberation Sans" w:hAnsi="Liberation Sans"/>
+                <w:b w:val="false"/>
+                <w:bCs w:val="false"/>
                 <w:i w:val="false"/>
                 <w:iCs w:val="false"/>
                 <w:strike w:val="false"/>
@@ -945,16 +939,16 @@
               <w:spacing w:lineRule="auto" w:line="360"/>
               <w:jc w:val="start"/>
               <w:rPr>
-                <w:rFonts w:ascii="Liberation Mono" w:hAnsi="Liberation Mono"/>
-                <w:sz w:val="24"/>
-                <w:szCs w:val="24"/>
-              </w:rPr>
-            </w:pPr>
-            <w:r>
-              <w:rPr>
-                <w:rFonts w:ascii="Liberation Mono" w:hAnsi="Liberation Mono"/>
-                <w:b/>
-                <w:bCs/>
+                <w:rFonts w:ascii="Liberation Sans" w:hAnsi="Liberation Sans"/>
+                <w:b w:val="false"/>
+                <w:bCs w:val="false"/>
+              </w:rPr>
+            </w:pPr>
+            <w:r>
+              <w:rPr>
+                <w:rFonts w:ascii="Liberation Sans" w:hAnsi="Liberation Sans"/>
+                <w:b w:val="false"/>
+                <w:bCs w:val="false"/>
                 <w:i w:val="false"/>
                 <w:iCs w:val="false"/>
                 <w:strike w:val="false"/>
@@ -987,16 +981,16 @@
               <w:spacing w:lineRule="auto" w:line="360"/>
               <w:jc w:val="start"/>
               <w:rPr>
-                <w:rFonts w:ascii="Liberation Mono" w:hAnsi="Liberation Mono"/>
-                <w:sz w:val="24"/>
-                <w:szCs w:val="24"/>
-              </w:rPr>
-            </w:pPr>
-            <w:r>
-              <w:rPr>
-                <w:rFonts w:ascii="Liberation Mono" w:hAnsi="Liberation Mono"/>
-                <w:b/>
-                <w:bCs/>
+                <w:rFonts w:ascii="Liberation Sans" w:hAnsi="Liberation Sans"/>
+                <w:b w:val="false"/>
+                <w:bCs w:val="false"/>
+              </w:rPr>
+            </w:pPr>
+            <w:r>
+              <w:rPr>
+                <w:rFonts w:ascii="Liberation Sans" w:hAnsi="Liberation Sans"/>
+                <w:b w:val="false"/>
+                <w:bCs w:val="false"/>
                 <w:i w:val="false"/>
                 <w:iCs w:val="false"/>
                 <w:strike w:val="false"/>
@@ -1031,13 +1025,17 @@
               <w:bidi w:val="0"/>
               <w:spacing w:lineRule="auto" w:line="360"/>
               <w:jc w:val="center"/>
-              <w:rPr/>
-            </w:pPr>
-            <w:r>
-              <w:rPr>
-                <w:rFonts w:ascii="Liberation Mono" w:hAnsi="Liberation Mono"/>
-                <w:b/>
-                <w:bCs/>
+              <w:rPr>
+                <w:rFonts w:ascii="Liberation Sans" w:hAnsi="Liberation Sans"/>
+                <w:b w:val="false"/>
+                <w:bCs w:val="false"/>
+              </w:rPr>
+            </w:pPr>
+            <w:r>
+              <w:rPr>
+                <w:rFonts w:ascii="Liberation Sans" w:hAnsi="Liberation Sans"/>
+                <w:b w:val="false"/>
+                <w:bCs w:val="false"/>
                 <w:i w:val="false"/>
                 <w:iCs w:val="false"/>
                 <w:strike w:val="false"/>
@@ -1068,18 +1066,16 @@
               <w:spacing w:lineRule="auto" w:line="276"/>
               <w:jc w:val="start"/>
               <w:rPr>
-                <w:rFonts w:ascii="Liberation Mono" w:hAnsi="Liberation Mono"/>
-                <w:b/>
-                <w:bCs/>
-                <w:sz w:val="24"/>
-                <w:szCs w:val="24"/>
-              </w:rPr>
-            </w:pPr>
-            <w:r>
-              <w:rPr>
-                <w:rFonts w:ascii="Liberation Mono" w:hAnsi="Liberation Mono"/>
-                <w:b/>
-                <w:bCs/>
+                <w:rFonts w:ascii="Liberation Sans" w:hAnsi="Liberation Sans"/>
+                <w:b w:val="false"/>
+                <w:bCs w:val="false"/>
+              </w:rPr>
+            </w:pPr>
+            <w:r>
+              <w:rPr>
+                <w:rFonts w:ascii="Liberation Sans" w:hAnsi="Liberation Sans"/>
+                <w:b w:val="false"/>
+                <w:bCs w:val="false"/>
                 <w:i w:val="false"/>
                 <w:iCs w:val="false"/>
                 <w:strike w:val="false"/>
@@ -1110,15 +1106,16 @@
               <w:spacing w:lineRule="auto" w:line="360"/>
               <w:jc w:val="center"/>
               <w:rPr>
-                <w:b/>
-                <w:bCs/>
-              </w:rPr>
-            </w:pPr>
-            <w:r>
-              <w:rPr>
-                <w:rFonts w:ascii="Liberation Mono" w:hAnsi="Liberation Mono"/>
-                <w:b/>
-                <w:bCs/>
+                <w:rFonts w:ascii="Liberation Sans" w:hAnsi="Liberation Sans"/>
+                <w:b w:val="false"/>
+                <w:bCs w:val="false"/>
+              </w:rPr>
+            </w:pPr>
+            <w:r>
+              <w:rPr>
+                <w:rFonts w:ascii="Liberation Sans" w:hAnsi="Liberation Sans"/>
+                <w:b w:val="false"/>
+                <w:bCs w:val="false"/>
                 <w:i w:val="false"/>
                 <w:iCs w:val="false"/>
                 <w:strike w:val="false"/>
@@ -1150,25 +1147,25 @@
               <w:spacing w:lineRule="auto" w:line="360"/>
               <w:jc w:val="start"/>
               <w:rPr>
-                <w:rFonts w:ascii="Liberation Mono" w:hAnsi="Liberation Mono"/>
-                <w:b w:val="false"/>
-                <w:bCs w:val="false"/>
-                <w:i w:val="false"/>
-                <w:i w:val="false"/>
-                <w:iCs w:val="false"/>
-                <w:strike w:val="false"/>
-                <w:dstrike w:val="false"/>
-                <w:outline w:val="false"/>
-                <w:shadow w:val="false"/>
-                <w:color w:val="000000"/>
-                <w:sz w:val="24"/>
-                <w:szCs w:val="24"/>
-                <w:u w:val="none"/>
-              </w:rPr>
-            </w:pPr>
-            <w:r>
-              <w:rPr>
-                <w:rFonts w:ascii="Liberation Mono" w:hAnsi="Liberation Mono"/>
+                <w:rFonts w:ascii="Liberation Sans" w:hAnsi="Liberation Sans"/>
+                <w:b w:val="false"/>
+                <w:bCs w:val="false"/>
+                <w:i w:val="false"/>
+                <w:i w:val="false"/>
+                <w:iCs w:val="false"/>
+                <w:strike w:val="false"/>
+                <w:dstrike w:val="false"/>
+                <w:outline w:val="false"/>
+                <w:shadow w:val="false"/>
+                <w:color w:val="000000"/>
+                <w:sz w:val="24"/>
+                <w:szCs w:val="24"/>
+                <w:u w:val="none"/>
+              </w:rPr>
+            </w:pPr>
+            <w:r>
+              <w:rPr>
+                <w:rFonts w:ascii="Liberation Sans" w:hAnsi="Liberation Sans"/>
                 <w:b w:val="false"/>
                 <w:bCs w:val="false"/>
                 <w:i w:val="false"/>
@@ -1204,13 +1201,17 @@
               <w:bidi w:val="0"/>
               <w:spacing w:lineRule="auto" w:line="360"/>
               <w:jc w:val="center"/>
-              <w:rPr/>
-            </w:pPr>
-            <w:r>
-              <w:rPr>
-                <w:rFonts w:ascii="Liberation Mono" w:hAnsi="Liberation Mono"/>
-                <w:b/>
-                <w:bCs/>
+              <w:rPr>
+                <w:rFonts w:ascii="Liberation Sans" w:hAnsi="Liberation Sans"/>
+                <w:b w:val="false"/>
+                <w:bCs w:val="false"/>
+              </w:rPr>
+            </w:pPr>
+            <w:r>
+              <w:rPr>
+                <w:rFonts w:ascii="Liberation Sans" w:hAnsi="Liberation Sans"/>
+                <w:b w:val="false"/>
+                <w:bCs w:val="false"/>
                 <w:i w:val="false"/>
                 <w:iCs w:val="false"/>
                 <w:strike w:val="false"/>
@@ -1241,18 +1242,16 @@
               <w:spacing w:lineRule="auto" w:line="276"/>
               <w:jc w:val="start"/>
               <w:rPr>
-                <w:rFonts w:ascii="Liberation Mono" w:hAnsi="Liberation Mono"/>
-                <w:b/>
-                <w:bCs/>
-                <w:sz w:val="24"/>
-                <w:szCs w:val="24"/>
-              </w:rPr>
-            </w:pPr>
-            <w:r>
-              <w:rPr>
-                <w:rFonts w:ascii="Liberation Mono" w:hAnsi="Liberation Mono"/>
-                <w:b/>
-                <w:bCs/>
+                <w:rFonts w:ascii="Liberation Sans" w:hAnsi="Liberation Sans"/>
+                <w:b w:val="false"/>
+                <w:bCs w:val="false"/>
+              </w:rPr>
+            </w:pPr>
+            <w:r>
+              <w:rPr>
+                <w:rFonts w:ascii="Liberation Sans" w:hAnsi="Liberation Sans"/>
+                <w:b w:val="false"/>
+                <w:bCs w:val="false"/>
                 <w:i w:val="false"/>
                 <w:iCs w:val="false"/>
                 <w:strike w:val="false"/>
@@ -1274,18 +1273,16 @@
               <w:spacing w:lineRule="auto" w:line="276"/>
               <w:jc w:val="start"/>
               <w:rPr>
-                <w:rFonts w:ascii="Liberation Mono" w:hAnsi="Liberation Mono"/>
-                <w:b/>
-                <w:bCs/>
-                <w:sz w:val="24"/>
-                <w:szCs w:val="24"/>
-              </w:rPr>
-            </w:pPr>
-            <w:r>
-              <w:rPr>
-                <w:rFonts w:ascii="Liberation Mono" w:hAnsi="Liberation Mono"/>
-                <w:b/>
-                <w:bCs/>
+                <w:rFonts w:ascii="Liberation Sans" w:hAnsi="Liberation Sans"/>
+                <w:b w:val="false"/>
+                <w:bCs w:val="false"/>
+              </w:rPr>
+            </w:pPr>
+            <w:r>
+              <w:rPr>
+                <w:rFonts w:ascii="Liberation Sans" w:hAnsi="Liberation Sans"/>
+                <w:b w:val="false"/>
+                <w:bCs w:val="false"/>
                 <w:i w:val="false"/>
                 <w:iCs w:val="false"/>
                 <w:strike w:val="false"/>
@@ -1316,15 +1313,16 @@
               <w:spacing w:lineRule="auto" w:line="360"/>
               <w:jc w:val="center"/>
               <w:rPr>
-                <w:b/>
-                <w:bCs/>
-              </w:rPr>
-            </w:pPr>
-            <w:r>
-              <w:rPr>
-                <w:rFonts w:ascii="Liberation Mono" w:hAnsi="Liberation Mono"/>
-                <w:b/>
-                <w:bCs/>
+                <w:rFonts w:ascii="Liberation Sans" w:hAnsi="Liberation Sans"/>
+                <w:b w:val="false"/>
+                <w:bCs w:val="false"/>
+              </w:rPr>
+            </w:pPr>
+            <w:r>
+              <w:rPr>
+                <w:rFonts w:ascii="Liberation Sans" w:hAnsi="Liberation Sans"/>
+                <w:b w:val="false"/>
+                <w:bCs w:val="false"/>
                 <w:i w:val="false"/>
                 <w:iCs w:val="false"/>
                 <w:strike w:val="false"/>
@@ -1356,25 +1354,25 @@
               <w:spacing w:lineRule="auto" w:line="360"/>
               <w:jc w:val="start"/>
               <w:rPr>
-                <w:rFonts w:ascii="Liberation Mono" w:hAnsi="Liberation Mono"/>
-                <w:b w:val="false"/>
-                <w:bCs w:val="false"/>
-                <w:i w:val="false"/>
-                <w:i w:val="false"/>
-                <w:iCs w:val="false"/>
-                <w:strike w:val="false"/>
-                <w:dstrike w:val="false"/>
-                <w:outline w:val="false"/>
-                <w:shadow w:val="false"/>
-                <w:color w:val="000000"/>
-                <w:sz w:val="24"/>
-                <w:szCs w:val="24"/>
-                <w:u w:val="none"/>
-              </w:rPr>
-            </w:pPr>
-            <w:r>
-              <w:rPr>
-                <w:rFonts w:ascii="Liberation Mono" w:hAnsi="Liberation Mono"/>
+                <w:rFonts w:ascii="Liberation Sans" w:hAnsi="Liberation Sans"/>
+                <w:b w:val="false"/>
+                <w:bCs w:val="false"/>
+                <w:i w:val="false"/>
+                <w:i w:val="false"/>
+                <w:iCs w:val="false"/>
+                <w:strike w:val="false"/>
+                <w:dstrike w:val="false"/>
+                <w:outline w:val="false"/>
+                <w:shadow w:val="false"/>
+                <w:color w:val="000000"/>
+                <w:sz w:val="24"/>
+                <w:szCs w:val="24"/>
+                <w:u w:val="none"/>
+              </w:rPr>
+            </w:pPr>
+            <w:r>
+              <w:rPr>
+                <w:rFonts w:ascii="Liberation Sans" w:hAnsi="Liberation Sans"/>
                 <w:b w:val="false"/>
                 <w:bCs w:val="false"/>
                 <w:i w:val="false"/>
@@ -1410,13 +1408,17 @@
               <w:bidi w:val="0"/>
               <w:spacing w:lineRule="auto" w:line="360"/>
               <w:jc w:val="center"/>
-              <w:rPr/>
-            </w:pPr>
-            <w:r>
-              <w:rPr>
-                <w:rFonts w:ascii="Liberation Mono" w:hAnsi="Liberation Mono"/>
-                <w:b/>
-                <w:bCs/>
+              <w:rPr>
+                <w:rFonts w:ascii="Liberation Sans" w:hAnsi="Liberation Sans"/>
+                <w:b w:val="false"/>
+                <w:bCs w:val="false"/>
+              </w:rPr>
+            </w:pPr>
+            <w:r>
+              <w:rPr>
+                <w:rFonts w:ascii="Liberation Sans" w:hAnsi="Liberation Sans"/>
+                <w:b w:val="false"/>
+                <w:bCs w:val="false"/>
                 <w:i w:val="false"/>
                 <w:iCs w:val="false"/>
                 <w:strike w:val="false"/>
@@ -1444,16 +1446,16 @@
             <w:pPr>
               <w:pStyle w:val="NoBorder"/>
               <w:rPr>
-                <w:rFonts w:ascii="Liberation Mono" w:hAnsi="Liberation Mono"/>
-                <w:b/>
-                <w:bCs/>
-              </w:rPr>
-            </w:pPr>
-            <w:r>
-              <w:rPr>
-                <w:rFonts w:ascii="Liberation Mono" w:hAnsi="Liberation Mono"/>
-                <w:b/>
-                <w:bCs/>
+                <w:rFonts w:ascii="Liberation Sans" w:hAnsi="Liberation Sans"/>
+                <w:b w:val="false"/>
+                <w:bCs w:val="false"/>
+              </w:rPr>
+            </w:pPr>
+            <w:r>
+              <w:rPr>
+                <w:rFonts w:ascii="Liberation Sans" w:hAnsi="Liberation Sans"/>
+                <w:b w:val="false"/>
+                <w:bCs w:val="false"/>
               </w:rPr>
               <w:t>Generate random numbers using Additive and Multiplicative Congruential Method</w:t>
             </w:r>
@@ -1474,15 +1476,16 @@
               <w:spacing w:lineRule="auto" w:line="360"/>
               <w:jc w:val="center"/>
               <w:rPr>
-                <w:b/>
-                <w:bCs/>
-              </w:rPr>
-            </w:pPr>
-            <w:r>
-              <w:rPr>
-                <w:rFonts w:ascii="Liberation Mono" w:hAnsi="Liberation Mono"/>
-                <w:b/>
-                <w:bCs/>
+                <w:rFonts w:ascii="Liberation Sans" w:hAnsi="Liberation Sans"/>
+                <w:b w:val="false"/>
+                <w:bCs w:val="false"/>
+              </w:rPr>
+            </w:pPr>
+            <w:r>
+              <w:rPr>
+                <w:rFonts w:ascii="Liberation Sans" w:hAnsi="Liberation Sans"/>
+                <w:b w:val="false"/>
+                <w:bCs w:val="false"/>
                 <w:i w:val="false"/>
                 <w:iCs w:val="false"/>
                 <w:strike w:val="false"/>
@@ -1514,25 +1517,25 @@
               <w:spacing w:lineRule="auto" w:line="360"/>
               <w:jc w:val="start"/>
               <w:rPr>
-                <w:rFonts w:ascii="Liberation Mono" w:hAnsi="Liberation Mono"/>
-                <w:b w:val="false"/>
-                <w:bCs w:val="false"/>
-                <w:i w:val="false"/>
-                <w:i w:val="false"/>
-                <w:iCs w:val="false"/>
-                <w:strike w:val="false"/>
-                <w:dstrike w:val="false"/>
-                <w:outline w:val="false"/>
-                <w:shadow w:val="false"/>
-                <w:color w:val="000000"/>
-                <w:sz w:val="24"/>
-                <w:szCs w:val="24"/>
-                <w:u w:val="none"/>
-              </w:rPr>
-            </w:pPr>
-            <w:r>
-              <w:rPr>
-                <w:rFonts w:ascii="Liberation Mono" w:hAnsi="Liberation Mono"/>
+                <w:rFonts w:ascii="Liberation Sans" w:hAnsi="Liberation Sans"/>
+                <w:b w:val="false"/>
+                <w:bCs w:val="false"/>
+                <w:i w:val="false"/>
+                <w:i w:val="false"/>
+                <w:iCs w:val="false"/>
+                <w:strike w:val="false"/>
+                <w:dstrike w:val="false"/>
+                <w:outline w:val="false"/>
+                <w:shadow w:val="false"/>
+                <w:color w:val="000000"/>
+                <w:sz w:val="24"/>
+                <w:szCs w:val="24"/>
+                <w:u w:val="none"/>
+              </w:rPr>
+            </w:pPr>
+            <w:r>
+              <w:rPr>
+                <w:rFonts w:ascii="Liberation Sans" w:hAnsi="Liberation Sans"/>
                 <w:b w:val="false"/>
                 <w:bCs w:val="false"/>
                 <w:i w:val="false"/>
@@ -1568,13 +1571,17 @@
               <w:bidi w:val="0"/>
               <w:spacing w:lineRule="auto" w:line="360"/>
               <w:jc w:val="center"/>
-              <w:rPr/>
-            </w:pPr>
-            <w:r>
-              <w:rPr>
-                <w:rFonts w:ascii="Liberation Mono" w:hAnsi="Liberation Mono"/>
-                <w:b/>
-                <w:bCs/>
+              <w:rPr>
+                <w:rFonts w:ascii="Liberation Sans" w:hAnsi="Liberation Sans"/>
+                <w:b w:val="false"/>
+                <w:bCs w:val="false"/>
+              </w:rPr>
+            </w:pPr>
+            <w:r>
+              <w:rPr>
+                <w:rFonts w:ascii="Liberation Sans" w:hAnsi="Liberation Sans"/>
+                <w:b w:val="false"/>
+                <w:bCs w:val="false"/>
                 <w:i w:val="false"/>
                 <w:iCs w:val="false"/>
                 <w:strike w:val="false"/>
@@ -1602,16 +1609,16 @@
             <w:pPr>
               <w:pStyle w:val="NoBorder"/>
               <w:rPr>
-                <w:rFonts w:ascii="Liberation Mono" w:hAnsi="Liberation Mono"/>
-                <w:b/>
-                <w:bCs/>
-              </w:rPr>
-            </w:pPr>
-            <w:r>
-              <w:rPr>
-                <w:rFonts w:ascii="Liberation Mono" w:hAnsi="Liberation Mono"/>
-                <w:b/>
-                <w:bCs/>
+                <w:rFonts w:ascii="Liberation Sans" w:hAnsi="Liberation Sans"/>
+                <w:b w:val="false"/>
+                <w:bCs w:val="false"/>
+              </w:rPr>
+            </w:pPr>
+            <w:r>
+              <w:rPr>
+                <w:rFonts w:ascii="Liberation Sans" w:hAnsi="Liberation Sans"/>
+                <w:b w:val="false"/>
+                <w:bCs w:val="false"/>
                 <w:i w:val="false"/>
                 <w:iCs w:val="false"/>
                 <w:strike w:val="false"/>
@@ -1642,15 +1649,16 @@
               <w:spacing w:lineRule="auto" w:line="360"/>
               <w:jc w:val="center"/>
               <w:rPr>
-                <w:b/>
-                <w:bCs/>
-              </w:rPr>
-            </w:pPr>
-            <w:r>
-              <w:rPr>
-                <w:rFonts w:ascii="Liberation Mono" w:hAnsi="Liberation Mono"/>
-                <w:b/>
-                <w:bCs/>
+                <w:rFonts w:ascii="Liberation Sans" w:hAnsi="Liberation Sans"/>
+                <w:b w:val="false"/>
+                <w:bCs w:val="false"/>
+              </w:rPr>
+            </w:pPr>
+            <w:r>
+              <w:rPr>
+                <w:rFonts w:ascii="Liberation Sans" w:hAnsi="Liberation Sans"/>
+                <w:b w:val="false"/>
+                <w:bCs w:val="false"/>
                 <w:i w:val="false"/>
                 <w:iCs w:val="false"/>
                 <w:strike w:val="false"/>
@@ -1682,25 +1690,25 @@
               <w:spacing w:lineRule="auto" w:line="360"/>
               <w:jc w:val="start"/>
               <w:rPr>
-                <w:rFonts w:ascii="Liberation Mono" w:hAnsi="Liberation Mono"/>
-                <w:b w:val="false"/>
-                <w:bCs w:val="false"/>
-                <w:i w:val="false"/>
-                <w:i w:val="false"/>
-                <w:iCs w:val="false"/>
-                <w:strike w:val="false"/>
-                <w:dstrike w:val="false"/>
-                <w:outline w:val="false"/>
-                <w:shadow w:val="false"/>
-                <w:color w:val="000000"/>
-                <w:sz w:val="24"/>
-                <w:szCs w:val="24"/>
-                <w:u w:val="none"/>
-              </w:rPr>
-            </w:pPr>
-            <w:r>
-              <w:rPr>
-                <w:rFonts w:ascii="Liberation Mono" w:hAnsi="Liberation Mono"/>
+                <w:rFonts w:ascii="Liberation Sans" w:hAnsi="Liberation Sans"/>
+                <w:b w:val="false"/>
+                <w:bCs w:val="false"/>
+                <w:i w:val="false"/>
+                <w:i w:val="false"/>
+                <w:iCs w:val="false"/>
+                <w:strike w:val="false"/>
+                <w:dstrike w:val="false"/>
+                <w:outline w:val="false"/>
+                <w:shadow w:val="false"/>
+                <w:color w:val="000000"/>
+                <w:sz w:val="24"/>
+                <w:szCs w:val="24"/>
+                <w:u w:val="none"/>
+              </w:rPr>
+            </w:pPr>
+            <w:r>
+              <w:rPr>
+                <w:rFonts w:ascii="Liberation Sans" w:hAnsi="Liberation Sans"/>
                 <w:b w:val="false"/>
                 <w:bCs w:val="false"/>
                 <w:i w:val="false"/>
@@ -1736,13 +1744,17 @@
               <w:bidi w:val="0"/>
               <w:spacing w:lineRule="auto" w:line="360"/>
               <w:jc w:val="center"/>
-              <w:rPr/>
-            </w:pPr>
-            <w:r>
-              <w:rPr>
-                <w:rFonts w:ascii="Liberation Mono" w:hAnsi="Liberation Mono"/>
-                <w:b/>
-                <w:bCs/>
+              <w:rPr>
+                <w:rFonts w:ascii="Liberation Sans" w:hAnsi="Liberation Sans"/>
+                <w:b w:val="false"/>
+                <w:bCs w:val="false"/>
+              </w:rPr>
+            </w:pPr>
+            <w:r>
+              <w:rPr>
+                <w:rFonts w:ascii="Liberation Sans" w:hAnsi="Liberation Sans"/>
+                <w:b w:val="false"/>
+                <w:bCs w:val="false"/>
                 <w:i w:val="false"/>
                 <w:iCs w:val="false"/>
                 <w:strike w:val="false"/>
@@ -1773,18 +1785,16 @@
               <w:spacing w:lineRule="auto" w:line="360"/>
               <w:jc w:val="start"/>
               <w:rPr>
-                <w:rFonts w:ascii="Liberation Mono" w:hAnsi="Liberation Mono"/>
-                <w:b/>
-                <w:bCs/>
-                <w:sz w:val="24"/>
-                <w:szCs w:val="24"/>
-              </w:rPr>
-            </w:pPr>
-            <w:r>
-              <w:rPr>
-                <w:rFonts w:ascii="Liberation Mono" w:hAnsi="Liberation Mono"/>
-                <w:b/>
-                <w:bCs/>
+                <w:rFonts w:ascii="Liberation Sans" w:hAnsi="Liberation Sans"/>
+                <w:b w:val="false"/>
+                <w:bCs w:val="false"/>
+              </w:rPr>
+            </w:pPr>
+            <w:r>
+              <w:rPr>
+                <w:rFonts w:ascii="Liberation Sans" w:hAnsi="Liberation Sans"/>
+                <w:b w:val="false"/>
+                <w:bCs w:val="false"/>
                 <w:i w:val="false"/>
                 <w:iCs w:val="false"/>
                 <w:strike w:val="false"/>
@@ -1815,15 +1825,16 @@
               <w:spacing w:lineRule="auto" w:line="360"/>
               <w:jc w:val="center"/>
               <w:rPr>
-                <w:b/>
-                <w:bCs/>
-              </w:rPr>
-            </w:pPr>
-            <w:r>
-              <w:rPr>
-                <w:rFonts w:ascii="Liberation Mono" w:hAnsi="Liberation Mono"/>
-                <w:b/>
-                <w:bCs/>
+                <w:rFonts w:ascii="Liberation Sans" w:hAnsi="Liberation Sans"/>
+                <w:b w:val="false"/>
+                <w:bCs w:val="false"/>
+              </w:rPr>
+            </w:pPr>
+            <w:r>
+              <w:rPr>
+                <w:rFonts w:ascii="Liberation Sans" w:hAnsi="Liberation Sans"/>
+                <w:b w:val="false"/>
+                <w:bCs w:val="false"/>
                 <w:i w:val="false"/>
                 <w:iCs w:val="false"/>
                 <w:strike w:val="false"/>
@@ -1855,25 +1866,25 @@
               <w:spacing w:lineRule="auto" w:line="360"/>
               <w:jc w:val="start"/>
               <w:rPr>
-                <w:rFonts w:ascii="Liberation Mono" w:hAnsi="Liberation Mono"/>
-                <w:b w:val="false"/>
-                <w:bCs w:val="false"/>
-                <w:i w:val="false"/>
-                <w:i w:val="false"/>
-                <w:iCs w:val="false"/>
-                <w:strike w:val="false"/>
-                <w:dstrike w:val="false"/>
-                <w:outline w:val="false"/>
-                <w:shadow w:val="false"/>
-                <w:color w:val="000000"/>
-                <w:sz w:val="24"/>
-                <w:szCs w:val="24"/>
-                <w:u w:val="none"/>
-              </w:rPr>
-            </w:pPr>
-            <w:r>
-              <w:rPr>
-                <w:rFonts w:ascii="Liberation Mono" w:hAnsi="Liberation Mono"/>
+                <w:rFonts w:ascii="Liberation Sans" w:hAnsi="Liberation Sans"/>
+                <w:b w:val="false"/>
+                <w:bCs w:val="false"/>
+                <w:i w:val="false"/>
+                <w:i w:val="false"/>
+                <w:iCs w:val="false"/>
+                <w:strike w:val="false"/>
+                <w:dstrike w:val="false"/>
+                <w:outline w:val="false"/>
+                <w:shadow w:val="false"/>
+                <w:color w:val="000000"/>
+                <w:sz w:val="24"/>
+                <w:szCs w:val="24"/>
+                <w:u w:val="none"/>
+              </w:rPr>
+            </w:pPr>
+            <w:r>
+              <w:rPr>
+                <w:rFonts w:ascii="Liberation Sans" w:hAnsi="Liberation Sans"/>
                 <w:b w:val="false"/>
                 <w:bCs w:val="false"/>
                 <w:i w:val="false"/>
@@ -1898,15 +1909,16 @@
         <w:bidi w:val="0"/>
         <w:jc w:val="center"/>
         <w:rPr>
-          <w:b/>
-          <w:bCs/>
-          <w:sz w:val="32"/>
+          <w:rFonts w:ascii="Liberation Sans" w:hAnsi="Liberation Sans"/>
+          <w:b w:val="false"/>
+          <w:bCs w:val="false"/>
         </w:rPr>
       </w:pPr>
       <w:r>
         <w:rPr>
-          <w:b/>
-          <w:bCs/>
+          <w:rFonts w:ascii="Liberation Sans" w:hAnsi="Liberation Sans"/>
+          <w:b w:val="false"/>
+          <w:bCs w:val="false"/>
           <w:sz w:val="32"/>
         </w:rPr>
         <w:tab/>
@@ -1931,15 +1943,17 @@
         <w:bidi w:val="0"/>
         <w:jc w:val="center"/>
         <w:rPr>
-          <w:b/>
-          <w:bCs/>
+          <w:rFonts w:ascii="Liberation Sans" w:hAnsi="Liberation Sans"/>
+          <w:b w:val="false"/>
+          <w:bCs w:val="false"/>
           <w:sz w:val="32"/>
         </w:rPr>
       </w:pPr>
       <w:r>
         <w:rPr>
-          <w:b/>
-          <w:bCs/>
+          <w:rFonts w:ascii="Liberation Sans" w:hAnsi="Liberation Sans"/>
+          <w:b w:val="false"/>
+          <w:bCs w:val="false"/>
           <w:sz w:val="32"/>
         </w:rPr>
       </w:r>
@@ -1950,15 +1964,17 @@
         <w:bidi w:val="0"/>
         <w:jc w:val="center"/>
         <w:rPr>
-          <w:b/>
-          <w:bCs/>
+          <w:rFonts w:ascii="Liberation Sans" w:hAnsi="Liberation Sans"/>
+          <w:b w:val="false"/>
+          <w:bCs w:val="false"/>
           <w:sz w:val="32"/>
         </w:rPr>
       </w:pPr>
       <w:r>
         <w:rPr>
-          <w:b/>
-          <w:bCs/>
+          <w:rFonts w:ascii="Liberation Sans" w:hAnsi="Liberation Sans"/>
+          <w:b w:val="false"/>
+          <w:bCs w:val="false"/>
           <w:sz w:val="32"/>
         </w:rPr>
       </w:r>
